--- a/backend/private/temp/MLLI.docx
+++ b/backend/private/temp/MLLI.docx
@@ -5771,7 +5771,7 @@
           <w:szCs w:val="20"/>
           <w:highlight w:val="yellow"/>
         </w:rPr>
-        <w:t/>
+        <w:t xml:space="preserve">Farkas András</w:t>
       </w:r>
       <w:proofErr w:type="spellStart"/>
       <w:r>
@@ -5871,7 +5871,7 @@
         <w:t xml:space="preserve">: </w:t>
       </w:r>
       <w:r>
-        <w:t/>
+        <w:t xml:space="preserve">+36 20 345 9876</w:t>
       </w:r>
       <w:proofErr w:type="spellStart"/>
       <w:r>
@@ -5893,7 +5893,7 @@
         <w:t xml:space="preserve">ail.: </w:t>
       </w:r>
       <w:r>
-        <w:t/>
+        <w:t xml:space="preserve">farkas.andras@example.hu</w:t>
       </w:r>
     </w:p>
     <w:p>
